--- a/print/template-msds/mb1.docx
+++ b/print/template-msds/mb1.docx
@@ -581,6 +581,14 @@
         </w:rPr>
         <w:t>[[HAZARD_NOTE]</w:t>
       </w:r>
+      <w:r>
+        <w:rPr>
+          <w:rFonts w:ascii="Arial" w:hAnsi="Arial"/>
+          <w:sz w:val="22"/>
+          <w:szCs w:val="22"/>
+        </w:rPr>
+        <w:t>]</w:t>
+      </w:r>
     </w:p>
     <w:p>
       <w:pPr>
@@ -2402,7 +2410,7 @@
           <w:sz w:val="22"/>
           <w:szCs w:val="22"/>
         </w:rPr>
-        <w:t xml:space="preserve">  </w:t>
+        <w:t>]</w:t>
       </w:r>
     </w:p>
     <w:p>
